--- a/docs/diagrama-casos-de-uso/DIAGRAMA_DE_CASOS_DE_USO.docx
+++ b/docs/diagrama-casos-de-uso/DIAGRAMA_DE_CASOS_DE_USO.docx
@@ -1119,7 +1119,7 @@
             <w:r>
               <w:drawing>
                 <wp:inline distT="0" distB="0" distL="0" distR="0">
-                  <wp:extent cx="6276975" cy="2752725"/>
+                  <wp:extent cx="6276975" cy="3286125"/>
                   <wp:effectExtent t="0" r="0" b="0" l="0"/>
                   <wp:docPr id="1" name="" descr="" title=""/>
                   <wp:cNvGraphicFramePr>
@@ -1144,7 +1144,7 @@
                         <pic:spPr bwMode="auto">
                           <a:xfrm>
                             <a:off x="0" y="0"/>
-                            <a:ext cx="6276975" cy="2752725"/>
+                            <a:ext cx="6276975" cy="3286125"/>
                           </a:xfrm>
                           <a:prstGeom prst="rect">
                             <a:avLst/>
